--- a/klagomål/A 37643-2026 FSC-klagomål.docx
+++ b/klagomål/A 37643-2026 FSC-klagomål.docx
@@ -1190,7 +1190,7 @@
     <w:r>
       <w:tab/>
       <w:tab/>
-      <w:t>2026-10-01</w:t>
+      <w:t>2026-10-02</w:t>
       <w:br/>
       <w:br/>
     </w:r>

--- a/klagomål/A 37643-2026 FSC-klagomål.docx
+++ b/klagomål/A 37643-2026 FSC-klagomål.docx
@@ -216,12 +216,12 @@
         <w:spacing w:after="240"/>
       </w:pPr>
       <w:r>
-        <w:t>Figur 1. Fyndplatser för naturvårdsarter i och inom 23 meter från avverkningsanmälan. Markörer utan svart kant är placerade på fyndplatsen. Markörer med svart kant är placerade vid sidan av fyndplatsen och har ett svart streck som visar fyndplatsens exakta position. Kartans mittpunktskoordinat är N 6633009, E 516279 i SWEREF 99 TM.</w:t>
+        <w:t>Figur 1. Fyndplatser för naturvårdsarter i och inom 25 meter från avverkningsanmälan. Markörer utan svart kant är placerade på fyndplatsen. Markörer med svart kant är placerade vid sidan av fyndplatsen och har ett svart streck som visar fyndplatsens exakta position. Kartans mittpunktskoordinat är N 6633009, E 516279 i SWEREF 99 TM.</w:t>
       </w:r>
     </w:p>
     <w:p>
       <w:r>
-        <w:t>I och inom 23 meter från avverkningsanmälan finns fynd av 10 naturvårdsarter, varav 4 är rödlistade, 3 är fridlysta, 7 är typiska (T) och 5 är signalarter (S): brunpudrad nållav (NT, T), kortskaftad ärgspik (NT), talltita (NT, §4), vedtrappmossa (NT, T), björksplintborre (S), grön sköldmossa (S, T, §8), gulnål (S, T), stubbspretmossa (S, T), trådticka (S, T) och tofsmes (T, §4). Se Figur 1.</w:t>
+        <w:t>I och inom 25 meter från avverkningsanmälan finns fynd av 11 naturvårdsarter, varav 4 är rödlistade, 3 är fridlysta, 8 är typiska (T) och 6 är signalarter (S): brunpudrad nållav (NT, T), kortskaftad ärgspik (NT), talltita (NT, §4), vedtrappmossa (NT, T), björksplintborre (S), bronshjon (S, T), grön sköldmossa (S, T, §8), gulnål (S, T), stubbspretmossa (S, T), trådticka (S, T) och tofsmes (T, §4). Se Figur 1.</w:t>
       </w:r>
     </w:p>
     <w:p>
@@ -325,6 +325,26 @@
         <w:rPr>
           <w:b/>
         </w:rPr>
+        <w:t>Bronshjon</w:t>
+      </w:r>
+      <w:r>
+        <w:t xml:space="preserve"> är en skalbagge vars larvutveckling sker under grov bark på stammar av döda eller döende barrträd, främst gran, i mindre omfattning tall. Arten är knuten till äldre, naturskogslik granskog med inslag av torkande träd. Bronshjon är typisk art för </w:t>
+      </w:r>
+      <w:r>
+        <w:rPr>
+          <w:i/>
+        </w:rPr>
+        <w:t>9010 Taiga</w:t>
+      </w:r>
+      <w:r>
+        <w:t xml:space="preserve"> (SLU Artdatabanken, 2025).</w:t>
+      </w:r>
+    </w:p>
+    <w:p>
+      <w:r>
+        <w:rPr>
+          <w:b/>
+        </w:rPr>
         <w:t>Grön sköldmossa (§8)</w:t>
       </w:r>
       <w:r>
@@ -553,7 +573,7 @@
         <w:rPr>
           <w:i/>
         </w:rPr>
-        <w:t>I det avverkningsanmälda skogsområdet har 10 naturvårdsarter varav 4 rödlistade arter sina livsmiljöer och växtplatser.</w:t>
+        <w:t>I det avverkningsanmälda skogsområdet har 11 naturvårdsarter varav 4 rödlistade arter sina livsmiljöer och växtplatser.</w:t>
       </w:r>
     </w:p>
     <w:p>
@@ -1190,7 +1210,7 @@
     <w:r>
       <w:tab/>
       <w:tab/>
-      <w:t>2026-10-02</w:t>
+      <w:t>2026-10-03</w:t>
       <w:br/>
       <w:br/>
     </w:r>

--- a/klagomål/A 37643-2026 FSC-klagomål.docx
+++ b/klagomål/A 37643-2026 FSC-klagomål.docx
@@ -1210,7 +1210,7 @@
     <w:r>
       <w:tab/>
       <w:tab/>
-      <w:t>2026-10-03</w:t>
+      <w:t>2026-10-04</w:t>
       <w:br/>
       <w:br/>
     </w:r>

--- a/klagomål/A 37643-2026 FSC-klagomål.docx
+++ b/klagomål/A 37643-2026 FSC-klagomål.docx
@@ -1210,7 +1210,7 @@
     <w:r>
       <w:tab/>
       <w:tab/>
-      <w:t>2026-10-04</w:t>
+      <w:t>2026-10-05</w:t>
       <w:br/>
       <w:br/>
     </w:r>

--- a/klagomål/A 37643-2026 FSC-klagomål.docx
+++ b/klagomål/A 37643-2026 FSC-klagomål.docx
@@ -1210,7 +1210,7 @@
     <w:r>
       <w:tab/>
       <w:tab/>
-      <w:t>2026-10-05</w:t>
+      <w:t>2026-10-06</w:t>
       <w:br/>
       <w:br/>
     </w:r>

--- a/klagomål/A 37643-2026 FSC-klagomål.docx
+++ b/klagomål/A 37643-2026 FSC-klagomål.docx
@@ -1210,7 +1210,7 @@
     <w:r>
       <w:tab/>
       <w:tab/>
-      <w:t>2026-10-06</w:t>
+      <w:t>2026-10-07</w:t>
       <w:br/>
       <w:br/>
     </w:r>

--- a/klagomål/A 37643-2026 FSC-klagomål.docx
+++ b/klagomål/A 37643-2026 FSC-klagomål.docx
@@ -1210,7 +1210,7 @@
     <w:r>
       <w:tab/>
       <w:tab/>
-      <w:t>2026-10-07</w:t>
+      <w:t>2026-10-08</w:t>
       <w:br/>
       <w:br/>
     </w:r>

--- a/klagomål/A 37643-2026 FSC-klagomål.docx
+++ b/klagomål/A 37643-2026 FSC-klagomål.docx
@@ -1210,7 +1210,7 @@
     <w:r>
       <w:tab/>
       <w:tab/>
-      <w:t>2026-10-08</w:t>
+      <w:t>2026-10-09</w:t>
       <w:br/>
       <w:br/>
     </w:r>

--- a/klagomål/A 37643-2026 FSC-klagomål.docx
+++ b/klagomål/A 37643-2026 FSC-klagomål.docx
@@ -1210,7 +1210,7 @@
     <w:r>
       <w:tab/>
       <w:tab/>
-      <w:t>2026-10-09</w:t>
+      <w:t>2026-10-10</w:t>
       <w:br/>
       <w:br/>
     </w:r>

--- a/klagomål/A 37643-2026 FSC-klagomål.docx
+++ b/klagomål/A 37643-2026 FSC-klagomål.docx
@@ -1210,7 +1210,7 @@
     <w:r>
       <w:tab/>
       <w:tab/>
-      <w:t>2026-10-10</w:t>
+      <w:t>2026-10-11</w:t>
       <w:br/>
       <w:br/>
     </w:r>

--- a/klagomål/A 37643-2026 FSC-klagomål.docx
+++ b/klagomål/A 37643-2026 FSC-klagomål.docx
@@ -1210,7 +1210,7 @@
     <w:r>
       <w:tab/>
       <w:tab/>
-      <w:t>2026-10-11</w:t>
+      <w:t>2026-10-12</w:t>
       <w:br/>
       <w:br/>
     </w:r>

--- a/klagomål/A 37643-2026 FSC-klagomål.docx
+++ b/klagomål/A 37643-2026 FSC-klagomål.docx
@@ -1210,7 +1210,7 @@
     <w:r>
       <w:tab/>
       <w:tab/>
-      <w:t>2026-10-12</w:t>
+      <w:t>2026-10-13</w:t>
       <w:br/>
       <w:br/>
     </w:r>

--- a/klagomål/A 37643-2026 FSC-klagomål.docx
+++ b/klagomål/A 37643-2026 FSC-klagomål.docx
@@ -1210,7 +1210,7 @@
     <w:r>
       <w:tab/>
       <w:tab/>
-      <w:t>2026-10-13</w:t>
+      <w:t>2026-10-14</w:t>
       <w:br/>
       <w:br/>
     </w:r>

--- a/klagomål/A 37643-2026 FSC-klagomål.docx
+++ b/klagomål/A 37643-2026 FSC-klagomål.docx
@@ -1210,7 +1210,7 @@
     <w:r>
       <w:tab/>
       <w:tab/>
-      <w:t>2026-10-14</w:t>
+      <w:t>2026-10-15</w:t>
       <w:br/>
       <w:br/>
     </w:r>

--- a/klagomål/A 37643-2026 FSC-klagomål.docx
+++ b/klagomål/A 37643-2026 FSC-klagomål.docx
@@ -1210,7 +1210,7 @@
     <w:r>
       <w:tab/>
       <w:tab/>
-      <w:t>2026-10-15</w:t>
+      <w:t>2026-10-16</w:t>
       <w:br/>
       <w:br/>
     </w:r>

--- a/klagomål/A 37643-2026 FSC-klagomål.docx
+++ b/klagomål/A 37643-2026 FSC-klagomål.docx
@@ -1210,7 +1210,7 @@
     <w:r>
       <w:tab/>
       <w:tab/>
-      <w:t>2026-10-16</w:t>
+      <w:t>2026-10-17</w:t>
       <w:br/>
       <w:br/>
     </w:r>

--- a/klagomål/A 37643-2026 FSC-klagomål.docx
+++ b/klagomål/A 37643-2026 FSC-klagomål.docx
@@ -1210,7 +1210,7 @@
     <w:r>
       <w:tab/>
       <w:tab/>
-      <w:t>2026-10-17</w:t>
+      <w:t>2026-10-18</w:t>
       <w:br/>
       <w:br/>
     </w:r>

--- a/klagomål/A 37643-2026 FSC-klagomål.docx
+++ b/klagomål/A 37643-2026 FSC-klagomål.docx
@@ -1210,7 +1210,7 @@
     <w:r>
       <w:tab/>
       <w:tab/>
-      <w:t>2026-10-18</w:t>
+      <w:t>2026-10-19</w:t>
       <w:br/>
       <w:br/>
     </w:r>

--- a/klagomål/A 37643-2026 FSC-klagomål.docx
+++ b/klagomål/A 37643-2026 FSC-klagomål.docx
@@ -1210,7 +1210,7 @@
     <w:r>
       <w:tab/>
       <w:tab/>
-      <w:t>2026-10-19</w:t>
+      <w:t>2026-10-20</w:t>
       <w:br/>
       <w:br/>
     </w:r>

--- a/klagomål/A 37643-2026 FSC-klagomål.docx
+++ b/klagomål/A 37643-2026 FSC-klagomål.docx
@@ -1210,7 +1210,7 @@
     <w:r>
       <w:tab/>
       <w:tab/>
-      <w:t>2026-10-20</w:t>
+      <w:t>2026-10-21</w:t>
       <w:br/>
       <w:br/>
     </w:r>

--- a/klagomål/A 37643-2026 FSC-klagomål.docx
+++ b/klagomål/A 37643-2026 FSC-klagomål.docx
@@ -1210,7 +1210,7 @@
     <w:r>
       <w:tab/>
       <w:tab/>
-      <w:t>2026-10-21</w:t>
+      <w:t>2026-10-22</w:t>
       <w:br/>
       <w:br/>
     </w:r>

--- a/klagomål/A 37643-2026 FSC-klagomål.docx
+++ b/klagomål/A 37643-2026 FSC-klagomål.docx
@@ -1210,7 +1210,7 @@
     <w:r>
       <w:tab/>
       <w:tab/>
-      <w:t>2026-10-22</w:t>
+      <w:t>2026-10-23</w:t>
       <w:br/>
       <w:br/>
     </w:r>

--- a/klagomål/A 37643-2026 FSC-klagomål.docx
+++ b/klagomål/A 37643-2026 FSC-klagomål.docx
@@ -1210,7 +1210,7 @@
     <w:r>
       <w:tab/>
       <w:tab/>
-      <w:t>2026-10-23</w:t>
+      <w:t>2026-10-24</w:t>
       <w:br/>
       <w:br/>
     </w:r>

--- a/klagomål/A 37643-2026 FSC-klagomål.docx
+++ b/klagomål/A 37643-2026 FSC-klagomål.docx
@@ -1210,7 +1210,7 @@
     <w:r>
       <w:tab/>
       <w:tab/>
-      <w:t>2026-10-24</w:t>
+      <w:t>2026-10-25</w:t>
       <w:br/>
       <w:br/>
     </w:r>

--- a/klagomål/A 37643-2026 FSC-klagomål.docx
+++ b/klagomål/A 37643-2026 FSC-klagomål.docx
@@ -1210,7 +1210,7 @@
     <w:r>
       <w:tab/>
       <w:tab/>
-      <w:t>2026-10-25</w:t>
+      <w:t>2026-10-26</w:t>
       <w:br/>
       <w:br/>
     </w:r>

--- a/klagomål/A 37643-2026 FSC-klagomål.docx
+++ b/klagomål/A 37643-2026 FSC-klagomål.docx
@@ -1210,7 +1210,7 @@
     <w:r>
       <w:tab/>
       <w:tab/>
-      <w:t>2026-10-26</w:t>
+      <w:t>2026-10-27</w:t>
       <w:br/>
       <w:br/>
     </w:r>

--- a/klagomål/A 37643-2026 FSC-klagomål.docx
+++ b/klagomål/A 37643-2026 FSC-klagomål.docx
@@ -1210,7 +1210,7 @@
     <w:r>
       <w:tab/>
       <w:tab/>
-      <w:t>2026-10-27</w:t>
+      <w:t>2026-10-28</w:t>
       <w:br/>
       <w:br/>
     </w:r>

--- a/klagomål/A 37643-2026 FSC-klagomål.docx
+++ b/klagomål/A 37643-2026 FSC-klagomål.docx
@@ -1210,7 +1210,7 @@
     <w:r>
       <w:tab/>
       <w:tab/>
-      <w:t>2026-10-28</w:t>
+      <w:t>2026-10-29</w:t>
       <w:br/>
       <w:br/>
     </w:r>

--- a/klagomål/A 37643-2026 FSC-klagomål.docx
+++ b/klagomål/A 37643-2026 FSC-klagomål.docx
@@ -1210,7 +1210,7 @@
     <w:r>
       <w:tab/>
       <w:tab/>
-      <w:t>2026-10-29</w:t>
+      <w:t>2026-10-31</w:t>
       <w:br/>
       <w:br/>
     </w:r>
